--- a/courts/first-circuit/maine/state/supreme-judicial-court/answering-brief/usage/OUTPUT-answering-brief.docx
+++ b/courts/first-circuit/maine/state/supreme-judicial-court/answering-brief/usage/OUTPUT-answering-brief.docx
@@ -2392,7 +2392,7 @@
         <w:tab/>
       </w:r>
       <w:r>
-        <w:t xml:space="preserve">35</w:t>
+        <w:t xml:space="preserve">36</w:t>
       </w:r>
     </w:p>
     <w:p>
@@ -2867,7 +2867,7 @@
         <w:tab/>
       </w:r>
       <w:r>
-        <w:t xml:space="preserve">21</w:t>
+        <w:t xml:space="preserve">22</w:t>
       </w:r>
     </w:p>
     <w:p>
@@ -3259,7 +3259,7 @@
         <w:tab/>
       </w:r>
       <w:r>
-        <w:t xml:space="preserve">23, 25, 42</w:t>
+        <w:t xml:space="preserve">23, 25, 43</w:t>
       </w:r>
     </w:p>
     <w:p>
@@ -3806,7 +3806,7 @@
         <w:tab/>
       </w:r>
       <w:r>
-        <w:t xml:space="preserve">19</w:t>
+        <w:t xml:space="preserve">20</w:t>
       </w:r>
     </w:p>
     <w:p>
@@ -4974,7 +4974,7 @@
         <w:tab/>
       </w:r>
       <w:r>
-        <w:t xml:space="preserve">18, 33, 34</w:t>
+        <w:t xml:space="preserve">18, 33, 35</w:t>
       </w:r>
     </w:p>
     <w:p>
@@ -5647,7 +5647,7 @@
         <w:tab/>
       </w:r>
       <w:r>
-        <w:t xml:space="preserve">15</w:t>
+        <w:t xml:space="preserve">16</w:t>
       </w:r>
     </w:p>
     <w:p>
@@ -5982,7 +5982,7 @@
         <w:tab/>
       </w:r>
       <w:r>
-        <w:t xml:space="preserve">16</w:t>
+        <w:t xml:space="preserve">17</w:t>
       </w:r>
     </w:p>
     <w:p>
@@ -6535,7 +6535,7 @@
         <w:tab/>
       </w:r>
       <w:r>
-        <w:t xml:space="preserve">15</w:t>
+        <w:t xml:space="preserve">16</w:t>
       </w:r>
     </w:p>
     <w:p>
@@ -6751,7 +6751,7 @@
         <w:tab/>
       </w:r>
       <w:r>
-        <w:t xml:space="preserve">23</w:t>
+        <w:t xml:space="preserve">24</w:t>
       </w:r>
     </w:p>
     <w:p>
@@ -6791,7 +6791,7 @@
         <w:tab/>
       </w:r>
       <w:r>
-        <w:t xml:space="preserve">17, 26</w:t>
+        <w:t xml:space="preserve">18, 26</w:t>
       </w:r>
     </w:p>
     <w:p>
@@ -6833,7 +6833,7 @@
         <w:tab/>
       </w:r>
       <w:r>
-        <w:t xml:space="preserve">43</w:t>
+        <w:t xml:space="preserve">44</w:t>
       </w:r>
     </w:p>
     <w:p>
@@ -6913,7 +6913,7 @@
         <w:tab/>
       </w:r>
       <w:r>
-        <w:t xml:space="preserve">17, 26</w:t>
+        <w:t xml:space="preserve">18, 26</w:t>
       </w:r>
     </w:p>
     <w:p>
@@ -10428,7 +10428,7 @@
         <w:t xml:space="preserve"> </w:t>
       </w:r>
       <w:r>
-        <w:t xml:space="preserve">https://www.merriam-webster.com/​dictionary/​discharge (defining “discharge” to mean “to release from confinement, custody, or care” or “to set aside or dismiss”). The State cites no case law or other authority supporting its crabbed interpretation of “discharge” to mean only release from physical confinement. To the contrary, as discussed above,</w:t>
+        <w:t xml:space="preserve">https://​www.​merriam-​webster.​com/​dictionary/​discharge (defining “discharge” to mean “to release from confinement, custody, or care” or “to set aside or dismiss”). The State cites no case law or other authority supporting its crabbed interpretation of “discharge” to mean only release from physical confinement. To the contrary, as discussed above,</w:t>
       </w:r>
       <w:r>
         <w:t xml:space="preserve"> </w:t>
@@ -18516,6 +18516,7 @@
     <w:unhideWhenUsed/>
     <w:qFormat/>
     <w:pPr>
+      <w:keepLines/>
       <w:spacing w:before="0" w:after="140" w:line="253" w:lineRule="exact"/>
     </w:pPr>
     <w:rPr>

--- a/courts/first-circuit/maine/state/supreme-judicial-court/answering-brief/usage/OUTPUT-answering-brief.docx
+++ b/courts/first-circuit/maine/state/supreme-judicial-court/answering-brief/usage/OUTPUT-answering-brief.docx
@@ -5142,7 +5142,7 @@
         <w:tab/>
       </w:r>
       <w:r>
-        <w:t xml:space="preserve">--</w:t>
+        <w:t xml:space="preserve">–</w:t>
       </w:r>
     </w:p>
     <w:p>
@@ -7304,7 +7304,7 @@
         <w:t xml:space="preserve"> </w:t>
       </w:r>
       <w:r>
-        <w:t xml:space="preserve">https://www.merriam-webster.com/​dictionary/​discharge</w:t>
+        <w:t xml:space="preserve">https://​www.​merriam-​webster.​com/​dictionary/​discharge</w:t>
       </w:r>
       <w:r>
         <w:t xml:space="preserve">   </w:t>
@@ -7509,7 +7509,7 @@
         <w:noBreakHyphen/>
       </w:r>
       <w:r>
-        <w:t xml:space="preserve">20 (citing Plaintiffs’ Trial Ex. 1). As Plaintiffs’ expert Professor Eve Primus testified, judges are routinely announcing that there is a “constitutional crisis and telling a courtroom full of people that there’s nothing that they can do about it”: these “structural or pervasive rights violations . . . erode faith and trust in the [criminal justice] system for everybody, including the public.” Trial Transcript (“Tr.”) Jan. 22, 2025 at 123:13</w:t>
+        <w:t xml:space="preserve">20 (citing Plaintiffs’ Trial Ex. 1). As Plaintiffs’ expert Professor Eve Primus testified, judges are routinely announcing that there is a “constitutional crisis and telling a courtroom full of people that there’s nothing that they can do about it”: these “structural or pervasive rights violations . . . erode faith and trust in the [criminal justice] system for everybody, including the public.” Trial Transcript (“Tr.”) Jan. 22, 2025 at 123:13</w:t>
       </w:r>
       <w:r>
         <w:noBreakHyphen/>
@@ -8845,7 +8845,7 @@
         <w:t xml:space="preserve">v. LaVallee</w:t>
       </w:r>
       <w:r>
-        <w:t xml:space="preserve">, 391 U.S. 234, 238 (1968). “The purpose of this celebrated writ of habeas corpus, which has been denominated ‘the great writ of liberty,’ is not only to secure the right of personal liberty to one who has been illegally deprived thereof, but also to insure a speedy hearing and determination of the questions involved . . . .”</w:t>
+        <w:t xml:space="preserve">, 391 U.S. 234, 238 (1968). “The purpose of this celebrated writ of habeas corpus, which has been denominated ‘the great writ of liberty,’ is not only to secure the right of personal liberty to one who has been illegally deprived thereof, but also to insure a speedy hearing and determination of the questions involved . . . .”</w:t>
       </w:r>
       <w:r>
         <w:t xml:space="preserve"> </w:t>
@@ -8918,7 +8918,7 @@
         <w:t xml:space="preserve">In re Opinion of the Justs.</w:t>
       </w:r>
       <w:r>
-        <w:t xml:space="preserve">, 157 Me. 187, 211, 170 A.2d 660, 672 (1961) (striking down a statutory provision that would have limited the scope of the common-law habeas writ in violation of the Suspension Clause). Under Maine’s broad habeas statute, “[e]very person unlawfully deprived of his personal liberty by the act of another . . . shall of right have a writ of habeas corpus.” 14 M.R.S. § 5501;</w:t>
+        <w:t xml:space="preserve">, 157 Me. 187, 211, 170 A.2d 660, 672 (1961) (striking down a statutory provision that would have limited the scope of the common-law habeas writ in violation of the Suspension Clause). Under Maine’s broad habeas statute, “[e]very person unlawfully deprived of his personal liberty by the act of another . . . shall of right have a writ of habeas corpus.” 14 M.R.S. § 5501;</w:t>
       </w:r>
       <w:r>
         <w:t xml:space="preserve"> </w:t>
@@ -10960,7 +10960,7 @@
         <w:pStyle w:val="BodyText"/>
       </w:pPr>
       <w:r>
-        <w:t xml:space="preserve">Since regular status hearings began, they have not led to meaningful relief for Subclass members. As the trial court found, the “only access to due process” for individuals incarcerated without counsel “is to be brought before a judge every seven days” for a weekly status hearing, and at these hearings “many jurists . . . routinely find violations of the Sixth Amendment,” but then check a box on a form order stating that they are not entitled to release to address the violation. J.A.119</w:t>
+        <w:t xml:space="preserve">Since regular status hearings began, they have not led to meaningful relief for Subclass members. As the trial court found, the “only access to due process” for individuals incarcerated without counsel “is to be brought before a judge every seven days” for a weekly status hearing, and at these hearings “many jurists . . . routinely find violations of the Sixth Amendment,” but then check a box on a form order stating that they are not entitled to release to address the violation. J.A.119</w:t>
       </w:r>
       <w:r>
         <w:noBreakHyphen/>
@@ -13980,7 +13980,7 @@
         <w:t xml:space="preserve">Boumediene</w:t>
       </w:r>
       <w:r>
-        <w:t xml:space="preserve">, 553 U.S. at 744 (quoting Federalist No. 84 and explaining that providing a remedy for “confinement of the person . . . to jail” without trial had always been at the core of the Great Writ). Indeed, despite Section 5512,</w:t>
+        <w:t xml:space="preserve">, 553 U.S. at 744 (quoting Federalist No. 84 and explaining that providing a remedy for “confinement of the person . . . to jail” without trial had always been at the core of the Great Writ). Indeed, despite Section 5512,</w:t>
       </w:r>
       <w:r>
         <w:t xml:space="preserve"> </w:t>
@@ -17562,13 +17562,7 @@
         <w:t xml:space="preserve"> </w:t>
       </w:r>
       <w:r>
-        <w:t xml:space="preserve">The pre-conviction habeas statute has remained in substantially the same form since its enactment. 14 M.R.S. §§ 5501</w:t>
-      </w:r>
-      <w:r>
-        <w:noBreakHyphen/>
-      </w:r>
-      <w:r>
-        <w:t xml:space="preserve">5546;</w:t>
+        <w:t xml:space="preserve">The pre-conviction habeas statute has remained in substantially the same form since its enactment. 14 M.R.S. §§ 5501-⁠5546;</w:t>
       </w:r>
       <w:r>
         <w:t xml:space="preserve"> </w:t>
@@ -18769,6 +18763,33 @@
       <w:ind w:left="2160" w:hanging="720"/>
     </w:pPr>
   </w:style>
+  <w:style w:type="paragraph" w:customStyle="1" w:styleId="XdQuoteList1">
+    <w:name w:val="Xd Quote List 1"/>
+    <w:basedOn w:val="Normal"/>
+    <w:qFormat/>
+    <w:pPr>
+      <w:spacing w:before="0" w:after="0" w:line="322" w:lineRule="exact"/>
+      <w:ind w:left="1440" w:right="720" w:hanging="720"/>
+    </w:pPr>
+  </w:style>
+  <w:style w:type="paragraph" w:customStyle="1" w:styleId="XdQuoteList2">
+    <w:name w:val="Xd Quote List 2"/>
+    <w:basedOn w:val="Normal"/>
+    <w:qFormat/>
+    <w:pPr>
+      <w:spacing w:before="0" w:after="0" w:line="322" w:lineRule="exact"/>
+      <w:ind w:left="2160" w:right="720" w:hanging="720"/>
+    </w:pPr>
+  </w:style>
+  <w:style w:type="paragraph" w:customStyle="1" w:styleId="XdQuoteList3">
+    <w:name w:val="Xd Quote List 3"/>
+    <w:basedOn w:val="Normal"/>
+    <w:qFormat/>
+    <w:pPr>
+      <w:spacing w:before="0" w:after="0" w:line="322" w:lineRule="exact"/>
+      <w:ind w:left="2880" w:right="720" w:hanging="720"/>
+    </w:pPr>
+  </w:style>
   <w:style w:type="paragraph" w:customStyle="1" w:styleId="SourceCode">
     <w:name w:val="Source Code"/>
     <w:basedOn w:val="Normal"/>

--- a/courts/first-circuit/maine/state/supreme-judicial-court/answering-brief/usage/OUTPUT-answering-brief.docx
+++ b/courts/first-circuit/maine/state/supreme-judicial-court/answering-brief/usage/OUTPUT-answering-brief.docx
@@ -5142,7 +5142,7 @@
         <w:tab/>
       </w:r>
       <w:r>
-        <w:t xml:space="preserve">–</w:t>
+        <w:t xml:space="preserve">--</w:t>
       </w:r>
     </w:p>
     <w:p>
@@ -7509,7 +7509,7 @@
         <w:noBreakHyphen/>
       </w:r>
       <w:r>
-        <w:t xml:space="preserve">20 (citing Plaintiffs’ Trial Ex. 1). As Plaintiffs’ expert Professor Eve Primus testified, judges are routinely announcing that there is a “constitutional crisis and telling a courtroom full of people that there’s nothing that they can do about it”: these “structural or pervasive rights violations . . . erode faith and trust in the [criminal justice] system for everybody, including the public.” Trial Transcript (“Tr.”) Jan. 22, 2025 at 123:13</w:t>
+        <w:t xml:space="preserve">20 (citing Plaintiffs’ Trial Ex. 1). As Plaintiffs’ expert Professor Eve Primus testified, judges are routinely announcing that there is a “constitutional crisis and telling a courtroom full of people that there’s nothing that they can do about it”: these “structural or pervasive rights violations ⁠. ⁠. ⁠. erode faith and trust in the [criminal justice] system for everybody, including the public.” Trial Transcript (“Tr.”) Jan. 22, 2025 at 123:13</w:t>
       </w:r>
       <w:r>
         <w:noBreakHyphen/>
@@ -8845,7 +8845,7 @@
         <w:t xml:space="preserve">v. LaVallee</w:t>
       </w:r>
       <w:r>
-        <w:t xml:space="preserve">, 391 U.S. 234, 238 (1968). “The purpose of this celebrated writ of habeas corpus, which has been denominated ‘the great writ of liberty,’ is not only to secure the right of personal liberty to one who has been illegally deprived thereof, but also to insure a speedy hearing and determination of the questions involved . . . .”</w:t>
+        <w:t xml:space="preserve">, 391 U.S. 234, 238 (1968). “The purpose of this celebrated writ of habeas corpus, which has been denominated ‘the great writ of liberty,’ is not only to secure the right of personal liberty to one who has been illegally deprived thereof, but also to insure a speedy hearing and determination of the questions involved ⁠. ⁠. ⁠. ⁠.”</w:t>
       </w:r>
       <w:r>
         <w:t xml:space="preserve"> </w:t>
@@ -8918,7 +8918,7 @@
         <w:t xml:space="preserve">In re Opinion of the Justs.</w:t>
       </w:r>
       <w:r>
-        <w:t xml:space="preserve">, 157 Me. 187, 211, 170 A.2d 660, 672 (1961) (striking down a statutory provision that would have limited the scope of the common-law habeas writ in violation of the Suspension Clause). Under Maine’s broad habeas statute, “[e]very person unlawfully deprived of his personal liberty by the act of another . . . shall of right have a writ of habeas corpus.” 14 M.R.S. § 5501;</w:t>
+        <w:t xml:space="preserve">, 157 Me. 187, 211, 170 A.2d 660, 672 (1961) (striking down a statutory provision that would have limited the scope of the common-law habeas writ in violation of the Suspension Clause). Under Maine’s broad habeas statute, “[e]very person unlawfully deprived of his personal liberty by the act of another ⁠. ⁠. ⁠. shall of right have a writ of habeas corpus.” 14 M.R.S. § 5501;</w:t>
       </w:r>
       <w:r>
         <w:t xml:space="preserve"> </w:t>
@@ -10960,7 +10960,7 @@
         <w:pStyle w:val="BodyText"/>
       </w:pPr>
       <w:r>
-        <w:t xml:space="preserve">Since regular status hearings began, they have not led to meaningful relief for Subclass members. As the trial court found, the “only access to due process” for individuals incarcerated without counsel “is to be brought before a judge every seven days” for a weekly status hearing, and at these hearings “many jurists . . . routinely find violations of the Sixth Amendment,” but then check a box on a form order stating that they are not entitled to release to address the violation. J.A.119</w:t>
+        <w:t xml:space="preserve">Since regular status hearings began, they have not led to meaningful relief for Subclass members. As the trial court found, the “only access to due process” for individuals incarcerated without counsel “is to be brought before a judge every seven days” for a weekly status hearing, and at these hearings “many jurists ⁠. ⁠. ⁠. routinely find violations of the Sixth Amendment,” but then check a box on a form order stating that they are not entitled to release to address the violation. J.A.119</w:t>
       </w:r>
       <w:r>
         <w:noBreakHyphen/>
@@ -13980,7 +13980,7 @@
         <w:t xml:space="preserve">Boumediene</w:t>
       </w:r>
       <w:r>
-        <w:t xml:space="preserve">, 553 U.S. at 744 (quoting Federalist No. 84 and explaining that providing a remedy for “confinement of the person . . . to jail” without trial had always been at the core of the Great Writ). Indeed, despite Section 5512,</w:t>
+        <w:t xml:space="preserve">, 553 U.S. at 744 (quoting Federalist No. 84 and explaining that providing a remedy for “confinement of the person ⁠. ⁠. ⁠. to jail” without trial had always been at the core of the Great Writ). Indeed, despite Section 5512,</w:t>
       </w:r>
       <w:r>
         <w:t xml:space="preserve"> </w:t>

--- a/courts/first-circuit/maine/state/supreme-judicial-court/answering-brief/usage/OUTPUT-answering-brief.docx
+++ b/courts/first-circuit/maine/state/supreme-judicial-court/answering-brief/usage/OUTPUT-answering-brief.docx
@@ -5142,7 +5142,7 @@
         <w:tab/>
       </w:r>
       <w:r>
-        <w:t xml:space="preserve">--</w:t>
+        <w:t xml:space="preserve">–</w:t>
       </w:r>
     </w:p>
     <w:p>
